--- a/GLMS.Tests/Documents/SignedAgreement.docx
+++ b/GLMS.Tests/Documents/SignedAgreement.docx
@@ -47,6 +47,13 @@
         </w:rPr>
         <w:t xml:space="preserve"> What it is:</w:t>
       </w:r>
+      <w:r>
+        <w:rPr>
+          <w:b/>
+          <w:bCs/>
+        </w:rPr>
+        <w:t>s</w:t>
+      </w:r>
     </w:p>
     <w:p>
       <w:r>
@@ -228,15 +235,7 @@
     </w:p>
     <w:p>
       <w:r>
-        <w:t xml:space="preserve">A </w:t>
-      </w:r>
-      <w:proofErr w:type="gramStart"/>
-      <w:r>
-        <w:t>query language</w:t>
-      </w:r>
-      <w:proofErr w:type="gramEnd"/>
-      <w:r>
-        <w:t xml:space="preserve"> used to retrieve data from Salesforce.</w:t>
+        <w:t>A query language used to retrieve data from Salesforce.</w:t>
       </w:r>
     </w:p>
     <w:p>
@@ -305,15 +304,7 @@
     </w:p>
     <w:p>
       <w:r>
-        <w:t xml:space="preserve">SELECT Name FROM Contact WHERE </w:t>
-      </w:r>
-      <w:proofErr w:type="spellStart"/>
-      <w:r>
-        <w:t>AccountId</w:t>
-      </w:r>
-      <w:proofErr w:type="spellEnd"/>
-      <w:r>
-        <w:t xml:space="preserve"> = '001xx'</w:t>
+        <w:t>SELECT Name FROM Contact WHERE AccountId = '001xx'</w:t>
       </w:r>
     </w:p>
     <w:p>
@@ -420,15 +411,7 @@
         <w:t>strong relationship</w:t>
       </w:r>
       <w:r>
-        <w:t xml:space="preserve"> where the child </w:t>
-      </w:r>
-      <w:proofErr w:type="gramStart"/>
-      <w:r>
-        <w:t>record</w:t>
-      </w:r>
-      <w:proofErr w:type="gramEnd"/>
-      <w:r>
-        <w:t xml:space="preserve"> depends completely on the parent.</w:t>
+        <w:t xml:space="preserve"> where the child record depends completely on the parent.</w:t>
       </w:r>
     </w:p>
     <w:p>
@@ -658,21 +641,12 @@
       <w:r>
         <w:t xml:space="preserve">A </w:t>
       </w:r>
-      <w:proofErr w:type="gramStart"/>
-      <w:r>
-        <w:rPr>
-          <w:b/>
-          <w:bCs/>
-        </w:rPr>
-        <w:t>looser</w:t>
-      </w:r>
-      <w:proofErr w:type="gramEnd"/>
-      <w:r>
-        <w:rPr>
-          <w:b/>
-          <w:bCs/>
-        </w:rPr>
-        <w:t xml:space="preserve"> relationship</w:t>
+      <w:r>
+        <w:rPr>
+          <w:b/>
+          <w:bCs/>
+        </w:rPr>
+        <w:t>looser relationship</w:t>
       </w:r>
       <w:r>
         <w:t xml:space="preserve"> between two objects.</w:t>
@@ -813,7 +787,7 @@
       <w:r>
         <w:lastRenderedPageBreak/>
         <w:pict w14:anchorId="4FB9EDFB">
-          <v:rect id="_x0000_i1095" style="width:0;height:1.5pt" o:hralign="center" o:hrstd="t" o:hr="t" fillcolor="#a0a0a0" stroked="f"/>
+          <v:rect id="_x0000_i1025" style="width:0;height:1.5pt" o:hralign="center" o:hrstd="t" o:hr="t" fillcolor="#a0a0a0" stroked="f"/>
         </w:pict>
       </w:r>
     </w:p>
@@ -5240,6 +5214,7 @@
   <w:style w:type="character" w:default="1" w:styleId="DefaultParagraphFont">
     <w:name w:val="Default Paragraph Font"/>
     <w:uiPriority w:val="1"/>
+    <w:semiHidden/>
     <w:unhideWhenUsed/>
   </w:style>
   <w:style w:type="table" w:default="1" w:styleId="TableNormal">
